--- a/career/cv/cv-olly-olly.docx
+++ b/career/cv/cv-olly-olly.docx
@@ -97,7 +97,7 @@
         </w:rPr>
         <w:t xml:space="preserve"> · caio.ogata@gmail.com · </w:t>
       </w:r>
-      <w:hyperlink r:id="rId9">
+      <w:hyperlink r:id="rId11">
         <w:r>
           <w:rPr>
             <w:rFonts w:ascii="Helvetica Neue" w:hAnsi="Helvetica Neue"/>
